--- a/downloads/卷13 协作篇：多智能体系统与协作框架.docx
+++ b/downloads/卷13 协作篇：多智能体系统与协作框架.docx
@@ -4881,7 +4881,7 @@
           <w:sz w:val="24"/>
           <w:szCs w:val="24"/>
         </w:rPr>
-        <w:t xml:space="preserve">前面几节的框架都诞生于 2023 年之后，而多智能体世界的"老前辈"要更早一些：LangChain。2022 年 10 月，Harrison Chase 把一套"让 LLM 能查资料、调工具、记住上下文"的胶水代码开源，本意只是一个个人项目，却恰好踩中了 ChatGPT 引爆的时间点，迅速成为 LLM 应用开发事实上的标准件库。理解它的定位只需要一句话：**LangChain 不是某个具体的 Agent 框架，而是 LLM 应用的"标准件超市 + 装配台"**——模型、提示词、输出解析、检索器、工具、记忆、回调，每一类组件都被抽象成统一接口，再用管道符像水管一样组装起来。</w:t>
+        <w:t xml:space="preserve">前面几节的框架都诞生于 2023 年之后，而多智能体世界的"老前辈"要更早一些：LangChain。2022 年 10 月，Harrison Chase 把一套"让 LLM 能查资料、调工具、记住上下文"的胶水代码开源，本意只是一个个人项目，却恰好踩中了 ChatGPT 引爆的时间点，迅速成为 LLM 应用开发事实上的标准件库。理解它的定位只需要一句话：LangChain 不是某个具体的 Agent 框架，而是 LLM 应用的"标准件超市 + 装配台"——模型、提示词、输出解析、检索器、工具、记忆、回调，每一类组件都被抽象成统一接口，再用管道符像水管一样组装起来。</w:t>
       </w:r>
     </w:p>
     <w:p>
@@ -4897,7 +4897,7 @@
           <w:sz w:val="24"/>
           <w:szCs w:val="24"/>
         </w:rPr>
-        <w:t xml:space="preserve">正因为"什么都能装"，它的形态经历过一次重要的自我分拆。2023 到 2024 年，单体大包被拆成 langchain-core（核心抽象）、langchain-community（社区集成），以及与各模型厂商合作的独立包（如 langchain-openai）；进入 1.0 时代后，官方把定位说得更明白——**LangChain 负责"组件与集成"，LangGraph 负责"编排"，LangSmith 负责"观测"**，三者构成一套三层生态。本卷后续各节讲的 LangGraph、卷十五讲的 LangSmith，其实是同一生态的上下两层；本节先把最基础的组件层讲清楚，三者拼起来才是完整全景（见图 3-1）。</w:t>
+        <w:t xml:space="preserve">正因为"什么都能装"，它的形态经历过一次重要的自我分拆。2023 到 2024 年，单体大包被拆成 langchain-core（核心抽象）、langchain-community（社区集成），以及与各模型厂商合作的独立包（如 langchain-openai）；进入 1.0 时代后，官方把定位说得更明白——LangChain 负责"组件与集成"，LangGraph 负责"编排"，LangSmith 负责"观测"，三者构成一套三层生态。本卷后续各节讲的 LangGraph、卷十五讲的 LangSmith，其实是同一生态的上下两层；本节先把最基础的组件层讲清楚，三者拼起来才是完整全景（见图 3-1）。</w:t>
       </w:r>
     </w:p>
     <w:p>
@@ -4998,7 +4998,7 @@
           <w:sz w:val="24"/>
           <w:szCs w:val="24"/>
         </w:rPr>
-        <w:t xml:space="preserve">LangChain 最重要的一个设计是 Runnable 接口：任何组件——模型、提示词模板、检索器、解析器、甚至一整条链——都实现同一组方法：invoke（单次调用）、batch（批量）、stream（流式），以及对应的异步版本 ainvoke / astream。接口统一带来一个优雅的结果：组件可以用管道符 | 首尾相接，前一个的输出自动成为后一个的输入。这套表达式语言叫 **LCEL（LangChain Expression Language）**，它让"组装"变得像写 shell 管道一样自然。</w:t>
+        <w:t xml:space="preserve">LangChain 最重要的一个设计是 Runnable 接口：任何组件——模型、提示词模板、检索器、解析器、甚至一整条链——都实现同一组方法：invoke（单次调用）、batch（批量）、stream（流式），以及对应的异步版本 ainvoke / astream。接口统一带来一个优雅的结果：组件可以用管道符 | 首尾相接，前一个的输出自动成为后一个的输入。这套表达式语言叫 LCEL（LangChain Expression Language），它让"组装"变得像写 shell 管道一样自然。</w:t>
       </w:r>
     </w:p>
     <w:p>
@@ -5314,7 +5314,7 @@
           <w:sz w:val="24"/>
           <w:szCs w:val="24"/>
         </w:rPr>
-        <w:t xml:space="preserve">这段代码浓缩了 LangChain 的两个卖点。第一是**统一接口的免费红利**：链一旦组装好，batch / stream / ainvoke 全部可用，不需要为每种能力单独写代码——这是"抽象换速度"最直观的体现。第二是**可替换性**：把 ChatOpenAI 换成 ChatAnthropic、ChatQwen 或自部署的 vLLM 端点（卷五），只改一行；把提示词从内联模板换成从文件加载，也只改一行。工程上这对应"模型可替换、提示词可版本化"两条实践（卷七），LCEL 把它们变成了语法层面的默认。</w:t>
+        <w:t xml:space="preserve">这段代码浓缩了 LangChain 的两个卖点。第一是统一接口的免费红利：链一旦组装好，batch / stream / ainvoke 全部可用，不需要为每种能力单独写代码——这是"抽象换速度"最直观的体现。第二是可替换性：把 ChatOpenAI 换成 ChatAnthropic、ChatQwen 或自部署的 vLLM 端点（卷五），只改一行；把提示词从内联模板换成从文件加载，也只改一行。工程上这对应"模型可替换、提示词可版本化"两条实践（卷七），LCEL 把它们变成了语法层面的默认。</w:t>
       </w:r>
     </w:p>
     <w:p>
@@ -6471,7 +6471,7 @@
           <w:sz w:val="24"/>
           <w:szCs w:val="24"/>
         </w:rPr>
-        <w:t xml:space="preserve">这张表也解释了 LangChain 与本书的关系：**它把前面各卷讲过的每一类能力都封装成了"一行可调用"的组件**。你已经理解原理，用它是为了省时间；但同样重要的反面是——不懂原理直接用组件，出了问题会不知道从哪查起。比如检索召回差，到底是切分器选错了，还是嵌入模型与语料不匹配？组件把复杂性藏起来的同时，也把线索藏了起来。这正是本书反复强调"先原理、后框架"的原因。</w:t>
+        <w:t xml:space="preserve">这张表也解释了 LangChain 与本书的关系：它把前面各卷讲过的每一类能力都封装成了"一行可调用"的组件。你已经理解原理，用它是为了省时间；但同样重要的反面是——不懂原理直接用组件，出了问题会不知道从哪查起。比如检索召回差，到底是切分器选错了，还是嵌入模型与语料不匹配？组件把复杂性藏起来的同时，也把线索藏了起来。这正是本书反复强调"先原理、后框架"的原因。</w:t>
       </w:r>
     </w:p>
     <w:p>
@@ -6507,7 +6507,7 @@
           <w:sz w:val="24"/>
           <w:szCs w:val="24"/>
         </w:rPr>
-        <w:t xml:space="preserve">LangChain 早期用 AgentExecutor 包装 ReAct 循环：给定工具列表，模型反复"思考—调用—观察"直到给出答案（卷十二的 ReAct 范式）。这个设计教育了一代开发者，但它的局限在生产中很快暴露：循环是黑盒（内部状态不可见、无法审计）、无法持久化（进程重启即失忆）、难以插入人工审批。2024 年起官方做了明确的战略迁移——**Agent 编排从 LangChain 移到 LangGraph**：create_react_agent 等新接口建在状态图之上，ReAct 循环变成一张显式的图：模型节点、工具节点、条件边全部可见、可持久化、可在任意节点中断（本章 3.4 节的 C-RAG 与 3.5 节的监督者示例就是这套思路的展开）。</w:t>
+        <w:t xml:space="preserve">LangChain 早期用 AgentExecutor 包装 ReAct 循环：给定工具列表，模型反复"思考—调用—观察"直到给出答案（卷十二的 ReAct 范式）。这个设计教育了一代开发者，但它的局限在生产中很快暴露：循环是黑盒（内部状态不可见、无法审计）、无法持久化（进程重启即失忆）、难以插入人工审批。2024 年起官方做了明确的战略迁移——Agent 编排从 LangChain 移到 LangGraph：create_react_agent 等新接口建在状态图之上，ReAct 循环变成一张显式的图：模型节点、工具节点、条件边全部可见、可持久化、可在任意节点中断（本章 3.4 节的 C-RAG 与 3.5 节的监督者示例就是这套思路的展开）。</w:t>
       </w:r>
     </w:p>
     <w:p>
@@ -6523,7 +6523,7 @@
           <w:sz w:val="24"/>
           <w:szCs w:val="24"/>
         </w:rPr>
-        <w:t xml:space="preserve">因此今天的选型判断很清晰：**简单链式流程用 LCEL，带循环与状态的 Agent 用 LangGraph，两者可以混用**——LangGraph 的节点内部完全可以直接调用一条 LCEL 链，既享受组件复用，又握有流程控制权。这也回答了学习路径的问题：先掌握 LCEL 的组件组装（本节），再进入 LangGraph 的状态图（本章 3.2 节起），最后用 LangSmith 把两者都管起来（卷十五）。</w:t>
+        <w:t xml:space="preserve">因此今天的选型判断很清晰：简单链式流程用 LCEL，带循环与状态的 Agent 用 LangGraph，两者可以混用——LangGraph 的节点内部完全可以直接调用一条 LCEL 链，既享受组件复用，又握有流程控制权。这也回答了学习路径的问题：先掌握 LCEL 的组件组装（本节），再进入 LangGraph 的状态图（本章 3.2 节起），最后用 LangSmith 把两者都管起来（卷十五）。</w:t>
       </w:r>
     </w:p>
     <w:p>
@@ -6559,7 +6559,7 @@
           <w:sz w:val="24"/>
           <w:szCs w:val="24"/>
         </w:rPr>
-        <w:t xml:space="preserve">诚实地总结 LangChain 的优缺点。**优势**：生态最全——几乎没有接不上的模型、向量库与数据源；抽象统一——学会一个组件就学会了所有同类组件；社区与文档体量最大，冷门问题容易搜到答案；原型速度极快，几十行就能把"提示词 + 模型 + 检索 + 工具"串成可运行的系统。**劣势**：抽象层次多，出错时调用栈像"迷宫"，调试要一层层剥开；版本更迭快，跨版本的破坏性变更曾是社区最大的吐槽点（1.0 之后官方承诺稳定，但历史包袱仍在）；过度封装会隐藏关键细节——自动重试掩盖了真实的稳定性问题，提示词模板隐藏了实际发给模型的 token 结构。</w:t>
+        <w:t xml:space="preserve">诚实地总结 LangChain 的优缺点。优势：生态最全——几乎没有接不上的模型、向量库与数据源；抽象统一——学会一个组件就学会了所有同类组件；社区与文档体量最大，冷门问题容易搜到答案；原型速度极快，几十行就能把"提示词 + 模型 + 检索 + 工具"串成可运行的系统。劣势：抽象层次多，出错时调用栈像"迷宫"，调试要一层层剥开；版本更迭快，跨版本的破坏性变更曾是社区最大的吐槽点（1.0 之后官方承诺稳定，但历史包袱仍在）；过度封装会隐藏关键细节——自动重试掩盖了真实的稳定性问题，提示词模板隐藏了实际发给模型的 token 结构。</w:t>
       </w:r>
     </w:p>
     <w:p>
@@ -6575,7 +6575,7 @@
           <w:sz w:val="24"/>
           <w:szCs w:val="24"/>
         </w:rPr>
-        <w:t xml:space="preserve">选型可以落成三个问题。**问题一：这个项目需要多快跑出原型？** 需要一周内演示，LangChain 的组件复用几乎是最快路径；时间充足且追求极致控制，直接调各家官方 SDK（OpenAI / Anthropic）反而更透明——卷08 也提过"保留随时绕开框架直接用底层 SDK 的底气"。**问题二：流程有多复杂？** 直线链路用 LCEL 足够；出现循环、暂停、恢复、多 Agent 协作，就上 LangGraph（本章后续各节）。**问题三：团队规模与维护周期？** 多人长期维护的系统，抽象层是双刃剑——它统一了写法，也要求团队集体理解"抽象之下发生了什么"，否则升级与排障会持续付出代价。</w:t>
+        <w:t xml:space="preserve">选型可以落成三个问题。问题一：这个项目需要多快跑出原型？ 需要一周内演示，LangChain 的组件复用几乎是最快路径；时间充足且追求极致控制，直接调各家官方 SDK（OpenAI / Anthropic）反而更透明——卷08 也提过"保留随时绕开框架直接用底层 SDK 的底气"。问题二：流程有多复杂？ 直线链路用 LCEL 足够；出现循环、暂停、恢复、多 Agent 协作，就上 LangGraph（本章后续各节）。问题三：团队规模与维护周期？ 多人长期维护的系统，抽象层是双刃剑——它统一了写法，也要求团队集体理解"抽象之下发生了什么"，否则升级与排障会持续付出代价。</w:t>
       </w:r>
     </w:p>
     <w:tbl>
@@ -6636,7 +6636,7 @@
                 <w:sz w:val="22"/>
                 <w:szCs w:val="22"/>
               </w:rPr>
-              <w:t xml:space="preserve">两个极端都不准确。其一，"LangChain 就是 Agent 框架"——它现在是**组件层**，Agent 编排的主角是 LangGraph；其二，"LangChain 层层封装不可靠，生产不能用"——同样片面，它的组件层（几十种模型与向量库的统一接口）在生产中广泛使用，问题主要出在"把编排也交给自动封装"的场景。正确的姿势：用它省掉重复接线，用 LangGraph 掌控流程，用卷十五的观测体系兜底——抽象帮你走路，但你得知道每一步踩在哪。</w:t>
+              <w:t xml:space="preserve">两个极端都不准确。其一，"LangChain 就是 Agent 框架"——它现在是组件层，Agent 编排的主角是 LangGraph；其二，"LangChain 层层封装不可靠，生产不能用"——同样片面，它的组件层（几十种模型与向量库的统一接口）在生产中广泛使用，问题主要出在"把编排也交给自动封装"的场景。正确的姿势：用它省掉重复接线，用 LangGraph 掌控流程，用卷十五的观测体系兜底——抽象帮你走路，但你得知道每一步踩在哪。</w:t>
             </w:r>
           </w:p>
         </w:tc>
@@ -13295,7 +13295,7 @@
           <w:sz w:val="24"/>
           <w:szCs w:val="24"/>
         </w:rPr>
-        <w:t xml:space="preserve">想理解"把 SOP（标准作业流程）写进 Agent 组织"这条思路，最值得看的样本是 MetaGPT。它的核心主张一句话可以概括：**不让多个 Agent 自由对话，而是让它们像一家软件公司那样按流程交接工作**。一支 MetaGPT 团队由产品经理、架构师、项目经理、工程师、测试工程师等角色组成，每个角色被赋予明确的职责、输入与输出规范；流程被设计成一条流水线：一句话需求 → 产品经理产出需求文档 → 架构师产出技术设计与接口定义 → 项目经理拆解任务 → 工程师实现 → 测试验证。与 AutoGen"对话驱动"的开放协作相比，MetaGPT 是"流程驱动"：角色之间传递的不是聊天记录，而是**结构化的文档与代码工件**——这既压缩了上下文（每个角色不必知道全部对话），也让每一步产出可检查、可复现。</w:t>
+        <w:t xml:space="preserve">想理解"把 SOP（标准作业流程）写进 Agent 组织"这条思路，最值得看的样本是 MetaGPT。它的核心主张一句话可以概括：不让多个 Agent 自由对话，而是让它们像一家软件公司那样按流程交接工作。一支 MetaGPT 团队由产品经理、架构师、项目经理、工程师、测试工程师等角色组成，每个角色被赋予明确的职责、输入与输出规范；流程被设计成一条流水线：一句话需求 → 产品经理产出需求文档 → 架构师产出技术设计与接口定义 → 项目经理拆解任务 → 工程师实现 → 测试验证。与 AutoGen"对话驱动"的开放协作相比，MetaGPT 是"流程驱动"：角色之间传递的不是聊天记录，而是结构化的文档与代码工件——这既压缩了上下文（每个角色不必知道全部对话），也让每一步产出可检查、可复现。</w:t>
       </w:r>
     </w:p>
     <w:p>
@@ -13327,7 +13327,7 @@
           <w:sz w:val="24"/>
           <w:szCs w:val="24"/>
         </w:rPr>
-        <w:t xml:space="preserve">还有一类不能忽略的流派：**低代码 Agent 平台**。Dify、Coze、n8n、Flowise 等产品把 Agent 开发搬进可视化界面——拖拽节点拼工作流、可视化编辑提示词、内嵌知识库与数据集管理、一键发布成 API 或聊天机器人。它们与代码框架（LangGraph 等）不是替代关系，而是分工。**低代码的强项是"快"与"易"**：业务人员一两天就能搭出可用的客服机器人或内容审核流，不需要理解状态图与部署细节，非常适合快速验证需求、以及运维大量小型长尾场景（内部问答 Bot、表单自动化）；**弱项是"深"**：复杂分支与循环表达吃力、版本管理与代码审查缺位、性能与可观测上限较低，遇到"任意节点暂停、精确回放、细粒度权限"这类生产要求就会碰壁（本卷第三章列出的那些能力，正是代码框架的护城河）。</w:t>
+        <w:t xml:space="preserve">还有一类不能忽略的流派：低代码 Agent 平台。Dify、Coze、n8n、Flowise 等产品把 Agent 开发搬进可视化界面——拖拽节点拼工作流、可视化编辑提示词、内嵌知识库与数据集管理、一键发布成 API 或聊天机器人。它们与代码框架（LangGraph 等）不是替代关系，而是分工。低代码的强项是"快"与"易"：业务人员一两天就能搭出可用的客服机器人或内容审核流，不需要理解状态图与部署细节，非常适合快速验证需求、以及运维大量小型长尾场景（内部问答 Bot、表单自动化）；弱项是"深"：复杂分支与循环表达吃力、版本管理与代码审查缺位、性能与可观测上限较低，遇到"任意节点暂停、精确回放、细粒度权限"这类生产要求就会碰壁（本卷第三章列出的那些能力，正是代码框架的护城河）。</w:t>
       </w:r>
     </w:p>
     <w:p>
@@ -13343,7 +13343,7 @@
           <w:sz w:val="24"/>
           <w:szCs w:val="24"/>
         </w:rPr>
-        <w:t xml:space="preserve">一个务实的使用策略是"双轨制"：**低代码做 POC 与长尾场景，代码框架做核心链路**——前者半天出原型、给业务方看效果；需求确认后用 LangGraph 重写成生产版本。两者并不割裂：低代码平台普遍支持把工作流暴露为 API，也越来越多地支持接入 MCP 工具（卷十），与代码侧互为组件。选型分界线一句话：**流程稳定且要求可治理 → 代码框架；需求未定且只要可用 → 低代码平台**；而"先用低代码验证、再用代码框架生产化"的两段式路径，往往是团队里政治成本最低、也最容易拿到资源的推进方式。</w:t>
+        <w:t xml:space="preserve">一个务实的使用策略是"双轨制"：低代码做 POC 与长尾场景，代码框架做核心链路——前者半天出原型、给业务方看效果；需求确认后用 LangGraph 重写成生产版本。两者并不割裂：低代码平台普遍支持把工作流暴露为 API，也越来越多地支持接入 MCP 工具（卷十），与代码侧互为组件。选型分界线一句话：流程稳定且要求可治理 → 代码框架；需求未定且只要可用 → 低代码平台；而"先用低代码验证、再用代码框架生产化"的两段式路径，往往是团队里政治成本最低、也最容易拿到资源的推进方式。</w:t>
       </w:r>
     </w:p>
     <w:p>

--- a/downloads/卷13 协作篇：多智能体系统与协作框架.docx
+++ b/downloads/卷13 协作篇：多智能体系统与协作框架.docx
@@ -2768,7 +2768,7 @@
               <w:rPr>
                 <w:rStyle w:val="Hyperlink"/>
               </w:rPr>
-              <w:t>思考与练习</w:t>
+              <w:t>本卷实战实验室</w:t>
             </w:r>
             <w:r>
               <w:tab/>
@@ -2784,6 +2784,78 @@
             </w:r>
             <w:r>
               <w:t>66</w:t>
+            </w:r>
+            <w:r>
+              <w:fldChar w:fldCharType="end"/>
+            </w:r>
+          </w:hyperlink>
+        </w:p>
+        <w:p>
+          <w:pPr>
+            <w:pStyle w:val="11"/>
+            <w:ind w:left="360"/>
+            <w:tabs>
+              <w:tab w:val="right" w:leader="dot" w:pos="9026"/>
+            </w:tabs>
+            <w:spacing w:before="120" w:after="60"/>
+          </w:pPr>
+          <w:hyperlink w:anchor="_Toc100064" w:history="1">
+            <w:r>
+              <w:rPr>
+                <w:rStyle w:val="Hyperlink"/>
+              </w:rPr>
+              <w:t>实验 1：跑通 C-RAG 自纠正循环（45 分钟）</w:t>
+            </w:r>
+            <w:r>
+              <w:tab/>
+            </w:r>
+            <w:r>
+              <w:fldChar w:fldCharType="begin"/>
+            </w:r>
+            <w:r>
+              <w:instrText xml:space="preserve"> PAGEREF _Toc100064 \h </w:instrText>
+            </w:r>
+            <w:r>
+              <w:fldChar w:fldCharType="separate"/>
+            </w:r>
+            <w:r>
+              <w:t>67</w:t>
+            </w:r>
+            <w:r>
+              <w:fldChar w:fldCharType="end"/>
+            </w:r>
+          </w:hyperlink>
+        </w:p>
+        <w:p>
+          <w:pPr>
+            <w:pStyle w:val="11"/>
+            <w:ind w:left="360"/>
+            <w:tabs>
+              <w:tab w:val="right" w:leader="dot" w:pos="9026"/>
+            </w:tabs>
+            <w:spacing w:before="120" w:after="60"/>
+          </w:pPr>
+          <w:hyperlink w:anchor="_Toc100065" w:history="1">
+            <w:r>
+              <w:rPr>
+                <w:rStyle w:val="Hyperlink"/>
+              </w:rPr>
+              <w:t>实验 2：加一个复核 Agent 并算账（45 分钟）</w:t>
+            </w:r>
+            <w:r>
+              <w:tab/>
+            </w:r>
+            <w:r>
+              <w:fldChar w:fldCharType="begin"/>
+            </w:r>
+            <w:r>
+              <w:instrText xml:space="preserve"> PAGEREF _Toc100065 \h </w:instrText>
+            </w:r>
+            <w:r>
+              <w:fldChar w:fldCharType="separate"/>
+            </w:r>
+            <w:r>
+              <w:t>67</w:t>
             </w:r>
             <w:r>
               <w:fldChar w:fldCharType="end"/>
@@ -2798,11 +2870,441 @@
             </w:tabs>
             <w:spacing w:before="120" w:after="60"/>
           </w:pPr>
-          <w:hyperlink w:anchor="_Toc100064" w:history="1">
+          <w:hyperlink w:anchor="_Toc100066" w:history="1">
             <w:r>
               <w:rPr>
                 <w:rStyle w:val="Hyperlink"/>
               </w:rPr>
+              <w:t>思考与练习</w:t>
+            </w:r>
+            <w:r>
+              <w:tab/>
+            </w:r>
+            <w:r>
+              <w:fldChar w:fldCharType="begin"/>
+            </w:r>
+            <w:r>
+              <w:instrText xml:space="preserve"> PAGEREF _Toc100066 \h </w:instrText>
+            </w:r>
+            <w:r>
+              <w:fldChar w:fldCharType="separate"/>
+            </w:r>
+            <w:r>
+              <w:t>67</w:t>
+            </w:r>
+            <w:r>
+              <w:fldChar w:fldCharType="end"/>
+            </w:r>
+          </w:hyperlink>
+        </w:p>
+        <w:p>
+          <w:pPr>
+            <w:pStyle w:val="9"/>
+            <w:tabs>
+              <w:tab w:val="right" w:leader="dot" w:pos="9026"/>
+            </w:tabs>
+            <w:spacing w:before="120" w:after="60"/>
+          </w:pPr>
+          <w:hyperlink w:anchor="_Toc100067" w:history="1">
+            <w:r>
+              <w:rPr>
+                <w:rStyle w:val="Hyperlink"/>
+              </w:rPr>
+              <w:t>面试题精选（附参考答案）</w:t>
+            </w:r>
+            <w:r>
+              <w:tab/>
+            </w:r>
+            <w:r>
+              <w:fldChar w:fldCharType="begin"/>
+            </w:r>
+            <w:r>
+              <w:instrText xml:space="preserve"> PAGEREF _Toc100067 \h </w:instrText>
+            </w:r>
+            <w:r>
+              <w:fldChar w:fldCharType="separate"/>
+            </w:r>
+            <w:r>
+              <w:t>68</w:t>
+            </w:r>
+            <w:r>
+              <w:fldChar w:fldCharType="end"/>
+            </w:r>
+          </w:hyperlink>
+        </w:p>
+        <w:p>
+          <w:pPr>
+            <w:pStyle w:val="11"/>
+            <w:ind w:left="360"/>
+            <w:tabs>
+              <w:tab w:val="right" w:leader="dot" w:pos="9026"/>
+            </w:tabs>
+            <w:spacing w:before="120" w:after="60"/>
+          </w:pPr>
+          <w:hyperlink w:anchor="_Toc100068" w:history="1">
+            <w:r>
+              <w:rPr>
+                <w:rStyle w:val="Hyperlink"/>
+              </w:rPr>
+              <w:t>题1　多智能体相比单智能体有哪些收益与代价？</w:t>
+            </w:r>
+            <w:r>
+              <w:tab/>
+            </w:r>
+            <w:r>
+              <w:fldChar w:fldCharType="begin"/>
+            </w:r>
+            <w:r>
+              <w:instrText xml:space="preserve"> PAGEREF _Toc100068 \h </w:instrText>
+            </w:r>
+            <w:r>
+              <w:fldChar w:fldCharType="separate"/>
+            </w:r>
+            <w:r>
+              <w:t>68</w:t>
+            </w:r>
+            <w:r>
+              <w:fldChar w:fldCharType="end"/>
+            </w:r>
+          </w:hyperlink>
+        </w:p>
+        <w:p>
+          <w:pPr>
+            <w:pStyle w:val="11"/>
+            <w:ind w:left="360"/>
+            <w:tabs>
+              <w:tab w:val="right" w:leader="dot" w:pos="9026"/>
+            </w:tabs>
+            <w:spacing w:before="120" w:after="60"/>
+          </w:pPr>
+          <w:hyperlink w:anchor="_Toc100069" w:history="1">
+            <w:r>
+              <w:rPr>
+                <w:rStyle w:val="Hyperlink"/>
+              </w:rPr>
+              <w:t>题2　多智能体系统的失败率与 Agent 数量是什么关系？</w:t>
+            </w:r>
+            <w:r>
+              <w:tab/>
+            </w:r>
+            <w:r>
+              <w:fldChar w:fldCharType="begin"/>
+            </w:r>
+            <w:r>
+              <w:instrText xml:space="preserve"> PAGEREF _Toc100069 \h </w:instrText>
+            </w:r>
+            <w:r>
+              <w:fldChar w:fldCharType="separate"/>
+            </w:r>
+            <w:r>
+              <w:t>69</w:t>
+            </w:r>
+            <w:r>
+              <w:fldChar w:fldCharType="end"/>
+            </w:r>
+          </w:hyperlink>
+        </w:p>
+        <w:p>
+          <w:pPr>
+            <w:pStyle w:val="11"/>
+            <w:ind w:left="360"/>
+            <w:tabs>
+              <w:tab w:val="right" w:leader="dot" w:pos="9026"/>
+            </w:tabs>
+            <w:spacing w:before="120" w:after="60"/>
+          </w:pPr>
+          <w:hyperlink w:anchor="_Toc100070" w:history="1">
+            <w:r>
+              <w:rPr>
+                <w:rStyle w:val="Hyperlink"/>
+              </w:rPr>
+              <w:t>题3　简述多智能体的四大协作模式及适用场景</w:t>
+            </w:r>
+            <w:r>
+              <w:tab/>
+            </w:r>
+            <w:r>
+              <w:fldChar w:fldCharType="begin"/>
+            </w:r>
+            <w:r>
+              <w:instrText xml:space="preserve"> PAGEREF _Toc100070 \h </w:instrText>
+            </w:r>
+            <w:r>
+              <w:fldChar w:fldCharType="separate"/>
+            </w:r>
+            <w:r>
+              <w:t>70</w:t>
+            </w:r>
+            <w:r>
+              <w:fldChar w:fldCharType="end"/>
+            </w:r>
+          </w:hyperlink>
+        </w:p>
+        <w:p>
+          <w:pPr>
+            <w:pStyle w:val="11"/>
+            <w:ind w:left="360"/>
+            <w:tabs>
+              <w:tab w:val="right" w:leader="dot" w:pos="9026"/>
+            </w:tabs>
+            <w:spacing w:before="120" w:after="60"/>
+          </w:pPr>
+          <w:hyperlink w:anchor="_Toc100071" w:history="1">
+            <w:r>
+              <w:rPr>
+                <w:rStyle w:val="Hyperlink"/>
+              </w:rPr>
+              <w:t>题4　LangGraph、CrewAI 与 AutoGen 的定位有何不同？</w:t>
+            </w:r>
+            <w:r>
+              <w:tab/>
+            </w:r>
+            <w:r>
+              <w:fldChar w:fldCharType="begin"/>
+            </w:r>
+            <w:r>
+              <w:instrText xml:space="preserve"> PAGEREF _Toc100071 \h </w:instrText>
+            </w:r>
+            <w:r>
+              <w:fldChar w:fldCharType="separate"/>
+            </w:r>
+            <w:r>
+              <w:t>71</w:t>
+            </w:r>
+            <w:r>
+              <w:fldChar w:fldCharType="end"/>
+            </w:r>
+          </w:hyperlink>
+        </w:p>
+        <w:p>
+          <w:pPr>
+            <w:pStyle w:val="11"/>
+            <w:ind w:left="360"/>
+            <w:tabs>
+              <w:tab w:val="right" w:leader="dot" w:pos="9026"/>
+            </w:tabs>
+            <w:spacing w:before="120" w:after="60"/>
+          </w:pPr>
+          <w:hyperlink w:anchor="_Toc100072" w:history="1">
+            <w:r>
+              <w:rPr>
+                <w:rStyle w:val="Hyperlink"/>
+              </w:rPr>
+              <w:t>题5　LangGraph 的 Reducer 机制是什么？并行时为何关键？</w:t>
+            </w:r>
+            <w:r>
+              <w:tab/>
+            </w:r>
+            <w:r>
+              <w:fldChar w:fldCharType="begin"/>
+            </w:r>
+            <w:r>
+              <w:instrText xml:space="preserve"> PAGEREF _Toc100072 \h </w:instrText>
+            </w:r>
+            <w:r>
+              <w:fldChar w:fldCharType="separate"/>
+            </w:r>
+            <w:r>
+              <w:t>72</w:t>
+            </w:r>
+            <w:r>
+              <w:fldChar w:fldCharType="end"/>
+            </w:r>
+          </w:hyperlink>
+        </w:p>
+        <w:p>
+          <w:pPr>
+            <w:pStyle w:val="11"/>
+            <w:ind w:left="360"/>
+            <w:tabs>
+              <w:tab w:val="right" w:leader="dot" w:pos="9026"/>
+            </w:tabs>
+            <w:spacing w:before="120" w:after="60"/>
+          </w:pPr>
+          <w:hyperlink w:anchor="_Toc100073" w:history="1">
+            <w:r>
+              <w:rPr>
+                <w:rStyle w:val="Hyperlink"/>
+              </w:rPr>
+              <w:t>题6　C-RAG 自纠正 RAG 是如何用状态图实现的？</w:t>
+            </w:r>
+            <w:r>
+              <w:tab/>
+            </w:r>
+            <w:r>
+              <w:fldChar w:fldCharType="begin"/>
+            </w:r>
+            <w:r>
+              <w:instrText xml:space="preserve"> PAGEREF _Toc100073 \h </w:instrText>
+            </w:r>
+            <w:r>
+              <w:fldChar w:fldCharType="separate"/>
+            </w:r>
+            <w:r>
+              <w:t>72</w:t>
+            </w:r>
+            <w:r>
+              <w:fldChar w:fldCharType="end"/>
+            </w:r>
+          </w:hyperlink>
+        </w:p>
+        <w:p>
+          <w:pPr>
+            <w:pStyle w:val="11"/>
+            <w:ind w:left="360"/>
+            <w:tabs>
+              <w:tab w:val="right" w:leader="dot" w:pos="9026"/>
+            </w:tabs>
+            <w:spacing w:before="120" w:after="60"/>
+          </w:pPr>
+          <w:hyperlink w:anchor="_Toc100074" w:history="1">
+            <w:r>
+              <w:rPr>
+                <w:rStyle w:val="Hyperlink"/>
+              </w:rPr>
+              <w:t>题7　LangGraph 的 Send API 适合什么场景？有何红线？</w:t>
+            </w:r>
+            <w:r>
+              <w:tab/>
+            </w:r>
+            <w:r>
+              <w:fldChar w:fldCharType="begin"/>
+            </w:r>
+            <w:r>
+              <w:instrText xml:space="preserve"> PAGEREF _Toc100074 \h </w:instrText>
+            </w:r>
+            <w:r>
+              <w:fldChar w:fldCharType="separate"/>
+            </w:r>
+            <w:r>
+              <w:t>73</w:t>
+            </w:r>
+            <w:r>
+              <w:fldChar w:fldCharType="end"/>
+            </w:r>
+          </w:hyperlink>
+        </w:p>
+        <w:p>
+          <w:pPr>
+            <w:pStyle w:val="11"/>
+            <w:ind w:left="360"/>
+            <w:tabs>
+              <w:tab w:val="right" w:leader="dot" w:pos="9026"/>
+            </w:tabs>
+            <w:spacing w:before="120" w:after="60"/>
+          </w:pPr>
+          <w:hyperlink w:anchor="_Toc100075" w:history="1">
+            <w:r>
+              <w:rPr>
+                <w:rStyle w:val="Hyperlink"/>
+              </w:rPr>
+              <w:t>题8　LangGraph 如何实现生产级人工审批？</w:t>
+            </w:r>
+            <w:r>
+              <w:tab/>
+            </w:r>
+            <w:r>
+              <w:fldChar w:fldCharType="begin"/>
+            </w:r>
+            <w:r>
+              <w:instrText xml:space="preserve"> PAGEREF _Toc100075 \h </w:instrText>
+            </w:r>
+            <w:r>
+              <w:fldChar w:fldCharType="separate"/>
+            </w:r>
+            <w:r>
+              <w:t>74</w:t>
+            </w:r>
+            <w:r>
+              <w:fldChar w:fldCharType="end"/>
+            </w:r>
+          </w:hyperlink>
+        </w:p>
+        <w:p>
+          <w:pPr>
+            <w:pStyle w:val="11"/>
+            <w:ind w:left="360"/>
+            <w:tabs>
+              <w:tab w:val="right" w:leader="dot" w:pos="9026"/>
+            </w:tabs>
+            <w:spacing w:before="120" w:after="60"/>
+          </w:pPr>
+          <w:hyperlink w:anchor="_Toc100076" w:history="1">
+            <w:r>
+              <w:rPr>
+                <w:rStyle w:val="Hyperlink"/>
+              </w:rPr>
+              <w:t>题9　什么是无限交接循环与虚假共识？如何预防？</w:t>
+            </w:r>
+            <w:r>
+              <w:tab/>
+            </w:r>
+            <w:r>
+              <w:fldChar w:fldCharType="begin"/>
+            </w:r>
+            <w:r>
+              <w:instrText xml:space="preserve"> PAGEREF _Toc100076 \h </w:instrText>
+            </w:r>
+            <w:r>
+              <w:fldChar w:fldCharType="separate"/>
+            </w:r>
+            <w:r>
+              <w:t>74</w:t>
+            </w:r>
+            <w:r>
+              <w:fldChar w:fldCharType="end"/>
+            </w:r>
+          </w:hyperlink>
+        </w:p>
+        <w:p>
+          <w:pPr>
+            <w:pStyle w:val="11"/>
+            <w:ind w:left="360"/>
+            <w:tabs>
+              <w:tab w:val="right" w:leader="dot" w:pos="9026"/>
+            </w:tabs>
+            <w:spacing w:before="120" w:after="60"/>
+          </w:pPr>
+          <w:hyperlink w:anchor="_Toc100077" w:history="1">
+            <w:r>
+              <w:rPr>
+                <w:rStyle w:val="Hyperlink"/>
+              </w:rPr>
+              <w:t>题10　如何用消息契约解决 Agent 间通信不可靠的问题？</w:t>
+            </w:r>
+            <w:r>
+              <w:tab/>
+            </w:r>
+            <w:r>
+              <w:fldChar w:fldCharType="begin"/>
+            </w:r>
+            <w:r>
+              <w:instrText xml:space="preserve"> PAGEREF _Toc100077 \h </w:instrText>
+            </w:r>
+            <w:r>
+              <w:fldChar w:fldCharType="separate"/>
+            </w:r>
+            <w:r>
+              <w:t>75</w:t>
+            </w:r>
+            <w:r>
+              <w:fldChar w:fldCharType="end"/>
+            </w:r>
+          </w:hyperlink>
+        </w:p>
+        <w:p>
+          <w:pPr>
+            <w:pStyle w:val="9"/>
+            <w:tabs>
+              <w:tab w:val="right" w:leader="dot" w:pos="9026"/>
+            </w:tabs>
+            <w:spacing w:before="120" w:after="60"/>
+          </w:pPr>
+          <w:hyperlink w:anchor="_Toc100078" w:history="1">
+            <w:r>
+              <w:rPr>
+                <w:rStyle w:val="Hyperlink"/>
+              </w:rPr>
               <w:t>下一卷预告</w:t>
             </w:r>
             <w:r>
@@ -2812,13 +3314,13 @@
               <w:fldChar w:fldCharType="begin"/>
             </w:r>
             <w:r>
-              <w:instrText xml:space="preserve"> PAGEREF _Toc100064 \h </w:instrText>
+              <w:instrText xml:space="preserve"> PAGEREF _Toc100078 \h </w:instrText>
             </w:r>
             <w:r>
               <w:fldChar w:fldCharType="separate"/>
             </w:r>
             <w:r>
-              <w:t>67</w:t>
+              <w:t>76</w:t>
             </w:r>
             <w:r>
               <w:fldChar w:fldCharType="end"/>
@@ -17327,9 +17829,186 @@
           <w:sz w:val="32"/>
           <w:szCs w:val="32"/>
         </w:rPr>
+        <w:t xml:space="preserve">本卷实战实验室</w:t>
+      </w:r>
+      <w:bookmarkEnd w:id="100063"/>
+    </w:p>
+    <w:p>
+      <w:pPr>
+        <w:spacing w:line="312"/>
+        <w:ind w:firstLine="480"/>
+        <w:jc w:val="both"/>
+      </w:pPr>
+      <w:r>
+        <w:rPr>
+          <w:rFonts w:ascii="Calibri" w:eastAsia="Microsoft YaHei"/>
+          <w:color w:val="1A2B33"/>
+          <w:sz w:val="24"/>
+          <w:szCs w:val="24"/>
+        </w:rPr>
+        <w:t xml:space="preserve">本卷实验：把第三章读过的 LangGraph 真正跑起来，并体会"多一个 Agent"的成本与收益。总耗时约 90 分钟；需要 pip install langgraph langchain-openai。</w:t>
+      </w:r>
+    </w:p>
+    <w:p>
+      <w:pPr>
+        <w:pStyle w:val="Heading2"/>
+        <w:keepNext/>
+        <w:spacing w:after="140" w:before="280" w:line="360" w:lineRule="atLeast"/>
+      </w:pPr>
+      <w:bookmarkStart w:id="100064" w:name="_Toc100064"/>
+      <w:r>
+        <w:rPr>
+          <w:rFonts w:ascii="Calibri" w:eastAsia="SimHei"/>
+          <w:b/>
+          <w:bCs/>
+          <w:color w:val="1B4A5C"/>
+          <w:sz w:val="28"/>
+          <w:szCs w:val="28"/>
+        </w:rPr>
+        <w:t xml:space="preserve">实验 1：跑通 C-RAG 自纠正循环（45 分钟）</w:t>
+      </w:r>
+      <w:bookmarkEnd w:id="100064"/>
+    </w:p>
+    <w:p>
+      <w:pPr>
+        <w:spacing w:line="312"/>
+        <w:ind w:firstLine="480"/>
+        <w:jc w:val="both"/>
+      </w:pPr>
+      <w:r>
+        <w:rPr>
+          <w:rFonts w:ascii="Calibri" w:eastAsia="Microsoft YaHei"/>
+          <w:color w:val="1A2B33"/>
+          <w:sz w:val="24"/>
+          <w:szCs w:val="24"/>
+        </w:rPr>
+        <w:t xml:space="preserve">以 §3.4 代码为骨架：检索 → 评估（资料够不够）→ 条件边决定回答或改写重搜。跑通后做一次破坏性测试——把检索器换成"永远返回空"，观察循环行为。验收标准：能回答三个问题：循环走几次后放弃？放弃时说了什么？如果没有最大重试次数会发生什么（§3.10 与 §5.4 的呼应）？</w:t>
+      </w:r>
+    </w:p>
+    <w:p>
+      <w:pPr>
+        <w:pStyle w:val="Heading2"/>
+        <w:keepNext/>
+        <w:spacing w:after="140" w:before="280" w:line="360" w:lineRule="atLeast"/>
+      </w:pPr>
+      <w:bookmarkStart w:id="100065" w:name="_Toc100065"/>
+      <w:r>
+        <w:rPr>
+          <w:rFonts w:ascii="Calibri" w:eastAsia="SimHei"/>
+          <w:b/>
+          <w:bCs/>
+          <w:color w:val="1B4A5C"/>
+          <w:sz w:val="28"/>
+          <w:szCs w:val="28"/>
+        </w:rPr>
+        <w:t xml:space="preserve">实验 2：加一个复核 Agent 并算账（45 分钟）</w:t>
+      </w:r>
+      <w:bookmarkEnd w:id="100065"/>
+    </w:p>
+    <w:p>
+      <w:pPr>
+        <w:spacing w:line="312"/>
+        <w:ind w:firstLine="480"/>
+        <w:jc w:val="both"/>
+      </w:pPr>
+      <w:r>
+        <w:rPr>
+          <w:rFonts w:ascii="Calibri" w:eastAsia="Microsoft YaHei"/>
+          <w:color w:val="1A2B33"/>
+          <w:sz w:val="24"/>
+          <w:szCs w:val="24"/>
+        </w:rPr>
+        <w:t xml:space="preserve">在回答节点后加一个审核 Agent（提示词：检查回答是否基于资料），用条件边决定通过或打回重答（最多 2 次）。跑 20 个问题，统计打回率、平均 token 消耗（对比单 Agent）与答案质量主观分。验收标准：一张"单 Agent vs 双 Agent"对比表——用数据回答"多出来的审核值不值这个钱"（§5.3 与卷18 的呼应）。</w:t>
+      </w:r>
+    </w:p>
+    <w:tbl>
+      <w:tblPr>
+        <w:tblW w:type="dxa" w:w="8788"/>
+        <w:tblBorders>
+          <w:top w:val="single" w:color="C8DDE2" w:sz="4"/>
+          <w:left w:val="single" w:color="1B6B7A" w:sz="32"/>
+          <w:bottom w:val="single" w:color="C8DDE2" w:sz="4"/>
+          <w:right w:val="single" w:color="C8DDE2" w:sz="4"/>
+          <w:insideH w:val="none" w:color="FFFFFF" w:sz="0"/>
+          <w:insideV w:val="none" w:color="FFFFFF" w:sz="0"/>
+        </w:tblBorders>
+        <w:tblLayout w:type="fixed"/>
+      </w:tblPr>
+      <w:tblGrid>
+        <w:gridCol w:w="8788"/>
+      </w:tblGrid>
+      <w:tr>
+        <w:trPr>
+          <w:cantSplit/>
+        </w:trPr>
+        <w:tc>
+          <w:tcPr>
+            <w:shd w:fill="EEF5F7" w:val="clear"/>
+            <w:tcMar>
+              <w:top w:type="dxa" w:w="160"/>
+              <w:left w:type="dxa" w:w="240"/>
+              <w:bottom w:type="dxa" w:w="160"/>
+              <w:right w:type="dxa" w:w="200"/>
+            </w:tcMar>
+          </w:tcPr>
+          <w:p>
+            <w:pPr>
+              <w:spacing w:after="80" w:line="312"/>
+            </w:pPr>
+            <w:r>
+              <w:rPr>
+                <w:rFonts w:ascii="Calibri" w:eastAsia="SimHei"/>
+                <w:b/>
+                <w:bCs/>
+                <w:color w:val="1B6B7A"/>
+                <w:sz w:val="22"/>
+                <w:szCs w:val="22"/>
+              </w:rPr>
+              <w:t xml:space="preserve">◆ 常见翻车</w:t>
+            </w:r>
+          </w:p>
+          <w:p>
+            <w:pPr>
+              <w:spacing w:line="312"/>
+              <w:jc w:val="both"/>
+            </w:pPr>
+            <w:r>
+              <w:rPr>
+                <w:rFonts w:ascii="Calibri" w:eastAsia="Microsoft YaHei"/>
+                <w:color w:val="1A2B33"/>
+                <w:sz w:val="22"/>
+                <w:szCs w:val="22"/>
+              </w:rPr>
+              <w:t xml:space="preserve">审核与生成用同一个提示词等于自己审自己；打回次数不上限就是 §5.4 的"无限踢皮球"；每次实验保存 LangGraph 的图渲染截图——调试时它是最快的定位工具。</w:t>
+            </w:r>
+          </w:p>
+        </w:tc>
+      </w:tr>
+    </w:tbl>
+    <w:p>
+      <w:pPr>
+        <w:spacing w:after="100"/>
+      </w:pPr>
+    </w:p>
+    <w:p>
+      <w:pPr>
+        <w:pStyle w:val="Heading1"/>
+        <w:keepNext/>
+        <w:spacing w:after="200" w:before="360" w:line="400" w:lineRule="atLeast"/>
+      </w:pPr>
+      <w:bookmarkStart w:id="100066" w:name="_Toc100066"/>
+      <w:r>
+        <w:rPr>
+          <w:rFonts w:ascii="Calibri" w:eastAsia="SimHei"/>
+          <w:b/>
+          <w:bCs/>
+          <w:color w:val="16324A"/>
+          <w:sz w:val="32"/>
+          <w:szCs w:val="32"/>
+        </w:rPr>
         <w:t xml:space="preserve">思考与练习</w:t>
       </w:r>
-      <w:bookmarkEnd w:id="100063"/>
+      <w:bookmarkEnd w:id="100066"/>
     </w:p>
     <w:p>
       <w:pPr>
@@ -17451,7 +18130,7 @@
         <w:keepNext/>
         <w:spacing w:after="200" w:before="360" w:line="400" w:lineRule="atLeast"/>
       </w:pPr>
-      <w:bookmarkStart w:id="100064" w:name="_Toc100064"/>
+      <w:bookmarkStart w:id="100067" w:name="_Toc100067"/>
       <w:r>
         <w:rPr>
           <w:rFonts w:ascii="Calibri" w:eastAsia="SimHei"/>
@@ -17461,9 +18140,1146 @@
           <w:sz w:val="32"/>
           <w:szCs w:val="32"/>
         </w:rPr>
+        <w:t xml:space="preserve">面试题精选（附参考答案）</w:t>
+      </w:r>
+      <w:bookmarkEnd w:id="100067"/>
+    </w:p>
+    <w:p>
+      <w:pPr>
+        <w:spacing w:line="312"/>
+        <w:ind w:firstLine="480"/>
+        <w:jc w:val="both"/>
+      </w:pPr>
+      <w:r>
+        <w:rPr>
+          <w:rFonts w:ascii="Calibri" w:eastAsia="Microsoft YaHei"/>
+          <w:color w:val="1A2B33"/>
+          <w:sz w:val="24"/>
+          <w:szCs w:val="24"/>
+        </w:rPr>
+        <w:t xml:space="preserve">本节共 10 道题，其中 8 道改编自配套面试题集、依据本卷内容压缩改写，2 道为依据本卷重点新编（Send API 并行扇出与人工审批），用于求职面试准备与自学自测。参考答案均为要点式，技术事实与本卷正文对齐。建议先自行作答再对照答案，作答时尽量结合实际场景展开，而非背诵概念。</w:t>
+      </w:r>
+    </w:p>
+    <w:p>
+      <w:pPr>
+        <w:pStyle w:val="Heading2"/>
+        <w:keepNext/>
+        <w:spacing w:after="140" w:before="280" w:line="360" w:lineRule="atLeast"/>
+      </w:pPr>
+      <w:bookmarkStart w:id="100068" w:name="_Toc100068"/>
+      <w:r>
+        <w:rPr>
+          <w:rFonts w:ascii="Calibri" w:eastAsia="SimHei"/>
+          <w:b/>
+          <w:bCs/>
+          <w:color w:val="1B4A5C"/>
+          <w:sz w:val="28"/>
+          <w:szCs w:val="28"/>
+        </w:rPr>
+        <w:t xml:space="preserve">题1　多智能体相比单智能体有哪些收益与代价？</w:t>
+      </w:r>
+      <w:bookmarkEnd w:id="100068"/>
+    </w:p>
+    <w:p>
+      <w:pPr>
+        <w:spacing w:line="312"/>
+        <w:ind w:firstLine="480"/>
+        <w:jc w:val="both"/>
+      </w:pPr>
+      <w:r>
+        <w:rPr>
+          <w:rFonts w:ascii="Calibri" w:eastAsia="Microsoft YaHei"/>
+          <w:color w:val="1A2B33"/>
+          <w:sz w:val="24"/>
+          <w:szCs w:val="24"/>
+        </w:rPr>
+        <w:t xml:space="preserve">多智能体是有代价的架构投资，本卷主张先把收益与代价摆在桌面上再做立项判断（见本卷 1.1、1.2 节）。</w:t>
+      </w:r>
+    </w:p>
+    <w:p>
+      <w:pPr>
+        <w:pStyle w:val="ListParagraph"/>
+        <w:numPr>
+          <w:ilvl w:val="0"/>
+          <w:numId w:val="1"/>
+        </w:numPr>
+        <w:spacing w:line="312"/>
+      </w:pPr>
+      <w:r>
+        <w:rPr>
+          <w:rFonts w:ascii="Calibri" w:eastAsia="Microsoft YaHei"/>
+          <w:color w:val="1A2B33"/>
+          <w:sz w:val="24"/>
+          <w:szCs w:val="24"/>
+        </w:rPr>
+        <w:t xml:space="preserve">单 Agent 四大瓶颈：上下文拥挤（关键信息淹没在几十轮中间结果里）、工具过载（单 Agent 以配三到五个工具为宜，超过十个就该拆分角色）、角色混乱（自己审查自己流于形式）、单点失败（错误中途无人拦截）。</w:t>
+      </w:r>
+    </w:p>
+    <w:p>
+      <w:pPr>
+        <w:pStyle w:val="ListParagraph"/>
+        <w:numPr>
+          <w:ilvl w:val="0"/>
+          <w:numId w:val="1"/>
+        </w:numPr>
+        <w:spacing w:line="312"/>
+      </w:pPr>
+      <w:r>
+        <w:rPr>
+          <w:rFonts w:ascii="Calibri" w:eastAsia="Microsoft YaHei"/>
+          <w:color w:val="1A2B33"/>
+          <w:sz w:val="24"/>
+          <w:szCs w:val="24"/>
+        </w:rPr>
+        <w:t xml:space="preserve">五项收益：专业化专注、上下文隔离、并行加速、模型分级降本（总成本可降一半以上）、容错与交叉验证（可挂异构模型打破同源偏见）。</w:t>
+      </w:r>
+    </w:p>
+    <w:p>
+      <w:pPr>
+        <w:pStyle w:val="ListParagraph"/>
+        <w:numPr>
+          <w:ilvl w:val="0"/>
+          <w:numId w:val="1"/>
+        </w:numPr>
+        <w:spacing w:line="312"/>
+      </w:pPr>
+      <w:r>
+        <w:rPr>
+          <w:rFonts w:ascii="Calibri" w:eastAsia="Microsoft YaHei"/>
+          <w:color w:val="1A2B33"/>
+          <w:sz w:val="24"/>
+          <w:szCs w:val="24"/>
+        </w:rPr>
+        <w:t xml:space="preserve">两笔代价：通信成本——模型调用量约为单体方案的好几倍，群聊历史随轮次线性膨胀；错误传播——上游含糊输出被下游当成事实，沿协作链路逐级放大。</w:t>
+      </w:r>
+    </w:p>
+    <w:p>
+      <w:pPr>
+        <w:pStyle w:val="ListParagraph"/>
+        <w:numPr>
+          <w:ilvl w:val="0"/>
+          <w:numId w:val="1"/>
+        </w:numPr>
+        <w:spacing w:line="312"/>
+      </w:pPr>
+      <w:r>
+        <w:rPr>
+          <w:rFonts w:ascii="Calibri" w:eastAsia="Microsoft YaHei"/>
+          <w:color w:val="1A2B33"/>
+          <w:sz w:val="24"/>
+          <w:szCs w:val="24"/>
+        </w:rPr>
+        <w:t xml:space="preserve">五条该上的判断标准：上下文装不下、职责边界清晰、子任务低耦合、需要独立验证视角、错误成本可控；反面信号是一条提示词加两三个工具就能稳定完成，或难点在知识而非流程（见本卷 1.3 节）。</w:t>
+      </w:r>
+    </w:p>
+    <w:p>
+      <w:pPr>
+        <w:pStyle w:val="ListParagraph"/>
+        <w:numPr>
+          <w:ilvl w:val="0"/>
+          <w:numId w:val="1"/>
+        </w:numPr>
+        <w:spacing w:line="312"/>
+      </w:pPr>
+      <w:r>
+        <w:rPr>
+          <w:rFonts w:ascii="Calibri" w:eastAsia="Microsoft YaHei"/>
+          <w:color w:val="1A2B33"/>
+          <w:sz w:val="24"/>
+          <w:szCs w:val="24"/>
+        </w:rPr>
+        <w:t xml:space="preserve">格言：一个可靠的单智能体，胜过一个不可靠的多智能体系统。</w:t>
+      </w:r>
+    </w:p>
+    <w:p>
+      <w:pPr>
+        <w:pStyle w:val="Heading2"/>
+        <w:keepNext/>
+        <w:spacing w:after="140" w:before="280" w:line="360" w:lineRule="atLeast"/>
+      </w:pPr>
+      <w:bookmarkStart w:id="100069" w:name="_Toc100069"/>
+      <w:r>
+        <w:rPr>
+          <w:rFonts w:ascii="Calibri" w:eastAsia="SimHei"/>
+          <w:b/>
+          <w:bCs/>
+          <w:color w:val="1B4A5C"/>
+          <w:sz w:val="28"/>
+          <w:szCs w:val="28"/>
+        </w:rPr>
+        <w:t xml:space="preserve">题2　多智能体系统的失败率与 Agent 数量是什么关系？</w:t>
+      </w:r>
+      <w:bookmarkEnd w:id="100069"/>
+    </w:p>
+    <w:p>
+      <w:pPr>
+        <w:spacing w:line="312"/>
+        <w:ind w:firstLine="480"/>
+        <w:jc w:val="both"/>
+      </w:pPr>
+      <w:r>
+        <w:rPr>
+          <w:rFonts w:ascii="Calibri" w:eastAsia="Microsoft YaHei"/>
+          <w:color w:val="1A2B33"/>
+          <w:sz w:val="24"/>
+          <w:szCs w:val="24"/>
+        </w:rPr>
+        <w:t xml:space="preserve">MAST 分类法（UC 伯克利对一百五十多个真实多智能体应用的分析）给出了刺眼的结论：失败率随 Agent 数量近似指数增长（见本卷 1.2 节）。</w:t>
+      </w:r>
+    </w:p>
+    <w:p>
+      <w:pPr>
+        <w:pStyle w:val="ListParagraph"/>
+        <w:numPr>
+          <w:ilvl w:val="0"/>
+          <w:numId w:val="1"/>
+        </w:numPr>
+        <w:spacing w:line="312"/>
+      </w:pPr>
+      <w:r>
+        <w:rPr>
+          <w:rFonts w:ascii="Calibri" w:eastAsia="Microsoft YaHei"/>
+          <w:color w:val="1A2B33"/>
+          <w:sz w:val="24"/>
+          <w:szCs w:val="24"/>
+        </w:rPr>
+        <w:t xml:space="preserve">具体数据：两个 Agent 的系统任务失败率约 41%，三到五个升到 58%，五个以上达 73%；生产环境整体失败率在 41% 到 86.7% 之间。</w:t>
+      </w:r>
+    </w:p>
+    <w:p>
+      <w:pPr>
+        <w:pStyle w:val="ListParagraph"/>
+        <w:numPr>
+          <w:ilvl w:val="0"/>
+          <w:numId w:val="1"/>
+        </w:numPr>
+        <w:spacing w:line="312"/>
+      </w:pPr>
+      <w:r>
+        <w:rPr>
+          <w:rFonts w:ascii="Calibri" w:eastAsia="Microsoft YaHei"/>
+          <w:color w:val="1A2B33"/>
+          <w:sz w:val="24"/>
+          <w:szCs w:val="24"/>
+        </w:rPr>
+        <w:t xml:space="preserve">且占比最高的失败原因不是模型不够聪明，而是系统设计缺陷——多数失败可在设计阶段预防。</w:t>
+      </w:r>
+    </w:p>
+    <w:p>
+      <w:pPr>
+        <w:pStyle w:val="ListParagraph"/>
+        <w:numPr>
+          <w:ilvl w:val="0"/>
+          <w:numId w:val="1"/>
+        </w:numPr>
+        <w:spacing w:line="312"/>
+      </w:pPr>
+      <w:r>
+        <w:rPr>
+          <w:rFonts w:ascii="Calibri" w:eastAsia="Microsoft YaHei"/>
+          <w:color w:val="1A2B33"/>
+          <w:sz w:val="24"/>
+          <w:szCs w:val="24"/>
+        </w:rPr>
+        <w:t xml:space="preserve">设计原则是"少即是多"：能用三个就不用五个，多数场景下三到七个 Agent 是收益与复杂度的最佳平衡区间。</w:t>
+      </w:r>
+    </w:p>
+    <w:p>
+      <w:pPr>
+        <w:pStyle w:val="ListParagraph"/>
+        <w:numPr>
+          <w:ilvl w:val="0"/>
+          <w:numId w:val="1"/>
+        </w:numPr>
+        <w:spacing w:line="312"/>
+      </w:pPr>
+      <w:r>
+        <w:rPr>
+          <w:rFonts w:ascii="Calibri" w:eastAsia="Microsoft YaHei"/>
+          <w:color w:val="1A2B33"/>
+          <w:sz w:val="24"/>
+          <w:szCs w:val="24"/>
+        </w:rPr>
+        <w:t xml:space="preserve">确需更多时，应用层次化结构拆成几个小团队、团队间松耦合，而不是往一个篮子里继续加人；Agent 数量不是能力的证明，而是复杂度的负债。</w:t>
+      </w:r>
+    </w:p>
+    <w:p>
+      <w:pPr>
+        <w:pStyle w:val="Heading2"/>
+        <w:keepNext/>
+        <w:spacing w:after="140" w:before="280" w:line="360" w:lineRule="atLeast"/>
+      </w:pPr>
+      <w:bookmarkStart w:id="100070" w:name="_Toc100070"/>
+      <w:r>
+        <w:rPr>
+          <w:rFonts w:ascii="Calibri" w:eastAsia="SimHei"/>
+          <w:b/>
+          <w:bCs/>
+          <w:color w:val="1B4A5C"/>
+          <w:sz w:val="28"/>
+          <w:szCs w:val="28"/>
+        </w:rPr>
+        <w:t xml:space="preserve">题3　简述多智能体的四大协作模式及适用场景</w:t>
+      </w:r>
+      <w:bookmarkEnd w:id="100070"/>
+    </w:p>
+    <w:p>
+      <w:pPr>
+        <w:spacing w:line="312"/>
+        <w:ind w:firstLine="480"/>
+        <w:jc w:val="both"/>
+      </w:pPr>
+      <w:r>
+        <w:rPr>
+          <w:rFonts w:ascii="Calibri" w:eastAsia="Microsoft YaHei"/>
+          <w:color w:val="1A2B33"/>
+          <w:sz w:val="24"/>
+          <w:szCs w:val="24"/>
+        </w:rPr>
+        <w:t xml:space="preserve">四种基本队形是监督者、对等网络、层次化、状态机，真实系统几乎都是它们的混搭（见本卷第二章与 2.5 节）。</w:t>
+      </w:r>
+    </w:p>
+    <w:p>
+      <w:pPr>
+        <w:pStyle w:val="ListParagraph"/>
+        <w:numPr>
+          <w:ilvl w:val="0"/>
+          <w:numId w:val="1"/>
+        </w:numPr>
+        <w:spacing w:line="312"/>
+      </w:pPr>
+      <w:r>
+        <w:rPr>
+          <w:rFonts w:ascii="Calibri" w:eastAsia="Microsoft YaHei"/>
+          <w:color w:val="1A2B33"/>
+          <w:sz w:val="24"/>
+          <w:szCs w:val="24"/>
+        </w:rPr>
+        <w:t xml:space="preserve">监督者：中央监督者只做路由、聚合、兜底，职责清晰、可控、易调试，但有单点瓶颈；设计时要避开万能监督者、监督者链（不超过两层）、无兜底监督者三个反模式。</w:t>
+      </w:r>
+    </w:p>
+    <w:p>
+      <w:pPr>
+        <w:pStyle w:val="ListParagraph"/>
+        <w:numPr>
+          <w:ilvl w:val="0"/>
+          <w:numId w:val="1"/>
+        </w:numPr>
+        <w:spacing w:line="312"/>
+      </w:pPr>
+      <w:r>
+        <w:rPr>
+          <w:rFonts w:ascii="Calibri" w:eastAsia="Microsoft YaHei"/>
+          <w:color w:val="1A2B33"/>
+          <w:sz w:val="24"/>
+          <w:szCs w:val="24"/>
+        </w:rPr>
+        <w:t xml:space="preserve">对等网络：无中央协调者，如 AutoGen 群聊与 Swarm 交接，适合头脑风暴与多视角评审；必须配硬性终止条件，警惕同源模型的虚假共识，不宜作生产主链路。</w:t>
+      </w:r>
+    </w:p>
+    <w:p>
+      <w:pPr>
+        <w:pStyle w:val="ListParagraph"/>
+        <w:numPr>
+          <w:ilvl w:val="0"/>
+          <w:numId w:val="1"/>
+        </w:numPr>
+        <w:spacing w:line="312"/>
+      </w:pPr>
+      <w:r>
+        <w:rPr>
+          <w:rFonts w:ascii="Calibri" w:eastAsia="Microsoft YaHei"/>
+          <w:color w:val="1A2B33"/>
+          <w:sz w:val="24"/>
+          <w:szCs w:val="24"/>
+        </w:rPr>
+        <w:t xml:space="preserve">层次化：组织成树逐级分解汇报，如 Google ADK 与 Magentic-One 的任务账本加进度账本双循环；层级控制在两到三层，跨分支协作须经父节点转发（数据可以共享，控制必须走树）。</w:t>
+      </w:r>
+    </w:p>
+    <w:p>
+      <w:pPr>
+        <w:pStyle w:val="ListParagraph"/>
+        <w:numPr>
+          <w:ilvl w:val="0"/>
+          <w:numId w:val="1"/>
+        </w:numPr>
+        <w:spacing w:line="312"/>
+      </w:pPr>
+      <w:r>
+        <w:rPr>
+          <w:rFonts w:ascii="Calibri" w:eastAsia="Microsoft YaHei"/>
+          <w:color w:val="1A2B33"/>
+          <w:sz w:val="24"/>
+          <w:szCs w:val="24"/>
+        </w:rPr>
+        <w:t xml:space="preserve">状态机：路径由开发者预定义，行为可预测、可回放、可持久化，适合金融、合规等强监管场景；条件函数只认结构化标签，不认散文。</w:t>
+      </w:r>
+    </w:p>
+    <w:p>
+      <w:pPr>
+        <w:pStyle w:val="ListParagraph"/>
+        <w:numPr>
+          <w:ilvl w:val="0"/>
+          <w:numId w:val="1"/>
+        </w:numPr>
+        <w:spacing w:line="312"/>
+      </w:pPr>
+      <w:r>
+        <w:rPr>
+          <w:rFonts w:ascii="Calibri" w:eastAsia="Microsoft YaHei"/>
+          <w:color w:val="1A2B33"/>
+          <w:sz w:val="24"/>
+          <w:szCs w:val="24"/>
+        </w:rPr>
+        <w:t xml:space="preserve">选择看可控性、成本、调试难度与任务可分解性；模式是工具箱不是立场。</w:t>
+      </w:r>
+    </w:p>
+    <w:p>
+      <w:pPr>
+        <w:pStyle w:val="Heading2"/>
+        <w:keepNext/>
+        <w:spacing w:after="140" w:before="280" w:line="360" w:lineRule="atLeast"/>
+      </w:pPr>
+      <w:bookmarkStart w:id="100071" w:name="_Toc100071"/>
+      <w:r>
+        <w:rPr>
+          <w:rFonts w:ascii="Calibri" w:eastAsia="SimHei"/>
+          <w:b/>
+          <w:bCs/>
+          <w:color w:val="1B4A5C"/>
+          <w:sz w:val="28"/>
+          <w:szCs w:val="28"/>
+        </w:rPr>
+        <w:t xml:space="preserve">题4　LangGraph、CrewAI 与 AutoGen 的定位有何不同？</w:t>
+      </w:r>
+      <w:bookmarkEnd w:id="100071"/>
+    </w:p>
+    <w:p>
+      <w:pPr>
+        <w:spacing w:line="312"/>
+        <w:ind w:firstLine="480"/>
+        <w:jc w:val="both"/>
+      </w:pPr>
+      <w:r>
+        <w:rPr>
+          <w:rFonts w:ascii="Calibri" w:eastAsia="Microsoft YaHei"/>
+          <w:color w:val="1A2B33"/>
+          <w:sz w:val="24"/>
+          <w:szCs w:val="24"/>
+        </w:rPr>
+        <w:t xml:space="preserve">三大流派押注了不同的抽象层级，选型看场景匹配而非流行度（见本卷 4.2、4.7 节）。</w:t>
+      </w:r>
+    </w:p>
+    <w:p>
+      <w:pPr>
+        <w:pStyle w:val="ListParagraph"/>
+        <w:numPr>
+          <w:ilvl w:val="0"/>
+          <w:numId w:val="1"/>
+        </w:numPr>
+        <w:spacing w:line="312"/>
+      </w:pPr>
+      <w:r>
+        <w:rPr>
+          <w:rFonts w:ascii="Calibri" w:eastAsia="Microsoft YaHei"/>
+          <w:color w:val="1A2B33"/>
+          <w:sz w:val="24"/>
+          <w:szCs w:val="24"/>
+        </w:rPr>
+        <w:t xml:space="preserve">LangGraph：状态图加检查点的显式编排，学习曲线陡峭、生产就绪度高，支持任意节点暂停与精确回放，适合复杂工作流与企业级应用。</w:t>
+      </w:r>
+    </w:p>
+    <w:p>
+      <w:pPr>
+        <w:pStyle w:val="ListParagraph"/>
+        <w:numPr>
+          <w:ilvl w:val="0"/>
+          <w:numId w:val="1"/>
+        </w:numPr>
+        <w:spacing w:line="312"/>
+      </w:pPr>
+      <w:r>
+        <w:rPr>
+          <w:rFonts w:ascii="Calibri" w:eastAsia="Microsoft YaHei"/>
+          <w:color w:val="1A2B33"/>
+          <w:sz w:val="24"/>
+          <w:szCs w:val="24"/>
+        </w:rPr>
+        <w:t xml:space="preserve">CrewAI：以角色、目标、背景故事三要素塑造人设，提供顺序与层次化两种流程，把搭建时间压缩到小时级，据报道已被超过六成的财富五百强采用，适合快速原型与角色化协作。</w:t>
+      </w:r>
+    </w:p>
+    <w:p>
+      <w:pPr>
+        <w:pStyle w:val="ListParagraph"/>
+        <w:numPr>
+          <w:ilvl w:val="0"/>
+          <w:numId w:val="1"/>
+        </w:numPr>
+        <w:spacing w:line="312"/>
+      </w:pPr>
+      <w:r>
+        <w:rPr>
+          <w:rFonts w:ascii="Calibri" w:eastAsia="Microsoft YaHei"/>
+          <w:color w:val="1A2B33"/>
+          <w:sz w:val="24"/>
+          <w:szCs w:val="24"/>
+        </w:rPr>
+        <w:t xml:space="preserve">AutoGen：对话即编排，群聊由管理器挑选发言者，人机协作是传统强项，0.4 版重写为 Actor 模型支持分布式部署，适合代码生成与人机协作场景。</w:t>
+      </w:r>
+    </w:p>
+    <w:p>
+      <w:pPr>
+        <w:pStyle w:val="ListParagraph"/>
+        <w:numPr>
+          <w:ilvl w:val="0"/>
+          <w:numId w:val="1"/>
+        </w:numPr>
+        <w:spacing w:line="312"/>
+      </w:pPr>
+      <w:r>
+        <w:rPr>
+          <w:rFonts w:ascii="Calibri" w:eastAsia="Microsoft YaHei"/>
+          <w:color w:val="1A2B33"/>
+          <w:sz w:val="24"/>
+          <w:szCs w:val="24"/>
+        </w:rPr>
+        <w:t xml:space="preserve">经验法则：抽象层级与控制力成反比——原型期用高抽象换速度，生产期用低抽象换可控；核心逻辑不依赖框架接口，为迁移留后路。</w:t>
+      </w:r>
+    </w:p>
+    <w:p>
+      <w:pPr>
+        <w:pStyle w:val="Heading2"/>
+        <w:keepNext/>
+        <w:spacing w:after="140" w:before="280" w:line="360" w:lineRule="atLeast"/>
+      </w:pPr>
+      <w:bookmarkStart w:id="100072" w:name="_Toc100072"/>
+      <w:r>
+        <w:rPr>
+          <w:rFonts w:ascii="Calibri" w:eastAsia="SimHei"/>
+          <w:b/>
+          <w:bCs/>
+          <w:color w:val="1B4A5C"/>
+          <w:sz w:val="28"/>
+          <w:szCs w:val="28"/>
+        </w:rPr>
+        <w:t xml:space="preserve">题5　LangGraph 的 Reducer 机制是什么？并行时为何关键？</w:t>
+      </w:r>
+      <w:bookmarkEnd w:id="100072"/>
+    </w:p>
+    <w:p>
+      <w:pPr>
+        <w:spacing w:line="312"/>
+        <w:ind w:firstLine="480"/>
+        <w:jc w:val="both"/>
+      </w:pPr>
+      <w:r>
+        <w:rPr>
+          <w:rFonts w:ascii="Calibri" w:eastAsia="Microsoft YaHei"/>
+          <w:color w:val="1A2B33"/>
+          <w:sz w:val="24"/>
+          <w:szCs w:val="24"/>
+        </w:rPr>
+        <w:t xml:space="preserve">状态中每个字段有独立的合并策略（Reducer），决定节点返回的增量如何并入全局状态，默认策略是覆盖（见本卷 3.3 节）。</w:t>
+      </w:r>
+    </w:p>
+    <w:p>
+      <w:pPr>
+        <w:pStyle w:val="ListParagraph"/>
+        <w:numPr>
+          <w:ilvl w:val="0"/>
+          <w:numId w:val="1"/>
+        </w:numPr>
+        <w:spacing w:line="312"/>
+      </w:pPr>
+      <w:r>
+        <w:rPr>
+          <w:rFonts w:ascii="Calibri" w:eastAsia="Microsoft YaHei"/>
+          <w:color w:val="1A2B33"/>
+          <w:sz w:val="24"/>
+          <w:szCs w:val="24"/>
+        </w:rPr>
+        <w:t xml:space="preserve">通过类型注解可改为追加等策略；框架还内置面向消息历史的追加策略，能智能处理消息的追加与同标识消息的更新。</w:t>
+      </w:r>
+    </w:p>
+    <w:p>
+      <w:pPr>
+        <w:pStyle w:val="ListParagraph"/>
+        <w:numPr>
+          <w:ilvl w:val="0"/>
+          <w:numId w:val="1"/>
+        </w:numPr>
+        <w:spacing w:line="312"/>
+      </w:pPr>
+      <w:r>
+        <w:rPr>
+          <w:rFonts w:ascii="Calibri" w:eastAsia="Microsoft YaHei"/>
+          <w:color w:val="1A2B33"/>
+          <w:sz w:val="24"/>
+          <w:szCs w:val="24"/>
+        </w:rPr>
+        <w:t xml:space="preserve">并行陷阱：三个 Agent 并行分析同一文档，若结果字段用默认覆盖，谁最后完成谁说了算，前两份分析凭空丢失；改用追加策略，三份结论都保留，汇总节点才能综合三方意见。</w:t>
+      </w:r>
+    </w:p>
+    <w:p>
+      <w:pPr>
+        <w:pStyle w:val="ListParagraph"/>
+        <w:numPr>
+          <w:ilvl w:val="0"/>
+          <w:numId w:val="1"/>
+        </w:numPr>
+        <w:spacing w:line="312"/>
+      </w:pPr>
+      <w:r>
+        <w:rPr>
+          <w:rFonts w:ascii="Calibri" w:eastAsia="Microsoft YaHei"/>
+          <w:color w:val="1A2B33"/>
+          <w:sz w:val="24"/>
+          <w:szCs w:val="24"/>
+        </w:rPr>
+        <w:t xml:space="preserve">设计状态模式时对每个字段自问一句：这个字段被并发写入时，应该覆盖还是累积？用 Send API 扇出收集结果时，目标字段必须用追加策略（见 3.7 节）。</w:t>
+      </w:r>
+    </w:p>
+    <w:p>
+      <w:pPr>
+        <w:pStyle w:val="Heading2"/>
+        <w:keepNext/>
+        <w:spacing w:after="140" w:before="280" w:line="360" w:lineRule="atLeast"/>
+      </w:pPr>
+      <w:bookmarkStart w:id="100073" w:name="_Toc100073"/>
+      <w:r>
+        <w:rPr>
+          <w:rFonts w:ascii="Calibri" w:eastAsia="SimHei"/>
+          <w:b/>
+          <w:bCs/>
+          <w:color w:val="1B4A5C"/>
+          <w:sz w:val="28"/>
+          <w:szCs w:val="28"/>
+        </w:rPr>
+        <w:t xml:space="preserve">题6　C-RAG 自纠正 RAG 是如何用状态图实现的？</w:t>
+      </w:r>
+      <w:bookmarkEnd w:id="100073"/>
+    </w:p>
+    <w:p>
+      <w:pPr>
+        <w:spacing w:line="312"/>
+        <w:ind w:firstLine="480"/>
+        <w:jc w:val="both"/>
+      </w:pPr>
+      <w:r>
+        <w:rPr>
+          <w:rFonts w:ascii="Calibri" w:eastAsia="Microsoft YaHei"/>
+          <w:color w:val="1A2B33"/>
+          <w:sz w:val="24"/>
+          <w:szCs w:val="24"/>
+        </w:rPr>
+        <w:t xml:space="preserve">传统 RAG 是一条直线流水线，检索质量差时错误文档会直接误导生成。C-RAG 的思路是"生成之前先评估，不合格就补救"，整张图是带条件分支的自纠正环路（见本卷 3.4 节）。</w:t>
+      </w:r>
+    </w:p>
+    <w:p>
+      <w:pPr>
+        <w:pStyle w:val="ListParagraph"/>
+        <w:numPr>
+          <w:ilvl w:val="0"/>
+          <w:numId w:val="1"/>
+        </w:numPr>
+        <w:spacing w:line="312"/>
+      </w:pPr>
+      <w:r>
+        <w:rPr>
+          <w:rFonts w:ascii="Calibri" w:eastAsia="Microsoft YaHei"/>
+          <w:color w:val="1A2B33"/>
+          <w:sz w:val="24"/>
+          <w:szCs w:val="24"/>
+        </w:rPr>
+        <w:t xml:space="preserve">流程：检索后由评估节点用轻量模型逐篇判断文档相关性，相关才放行；发现不相关就改写问题、转向网络搜索补充知识，再回到生成，环路闭合。</w:t>
+      </w:r>
+    </w:p>
+    <w:p>
+      <w:pPr>
+        <w:pStyle w:val="ListParagraph"/>
+        <w:numPr>
+          <w:ilvl w:val="0"/>
+          <w:numId w:val="1"/>
+        </w:numPr>
+        <w:spacing w:line="312"/>
+      </w:pPr>
+      <w:r>
+        <w:rPr>
+          <w:rFonts w:ascii="Calibri" w:eastAsia="Microsoft YaHei"/>
+          <w:color w:val="1A2B33"/>
+          <w:sz w:val="24"/>
+          <w:szCs w:val="24"/>
+        </w:rPr>
+        <w:t xml:space="preserve">实现要点：每个节点只返回增量字段，状态合并交给框架；条件边的路由函数只读结构化标签（如 need_web 为 Yes 或 No），不让它解析自然语言。</w:t>
+      </w:r>
+    </w:p>
+    <w:p>
+      <w:pPr>
+        <w:pStyle w:val="ListParagraph"/>
+        <w:numPr>
+          <w:ilvl w:val="0"/>
+          <w:numId w:val="1"/>
+        </w:numPr>
+        <w:spacing w:line="312"/>
+      </w:pPr>
+      <w:r>
+        <w:rPr>
+          <w:rFonts w:ascii="Calibri" w:eastAsia="Microsoft YaHei"/>
+          <w:color w:val="1A2B33"/>
+          <w:sz w:val="24"/>
+          <w:szCs w:val="24"/>
+        </w:rPr>
+        <w:t xml:space="preserve">成本分配：评估与改写这类简单判断用小模型，旗舰模型的预算留给最终生成。</w:t>
+      </w:r>
+    </w:p>
+    <w:p>
+      <w:pPr>
+        <w:pStyle w:val="ListParagraph"/>
+        <w:numPr>
+          <w:ilvl w:val="0"/>
+          <w:numId w:val="1"/>
+        </w:numPr>
+        <w:spacing w:line="312"/>
+      </w:pPr>
+      <w:r>
+        <w:rPr>
+          <w:rFonts w:ascii="Calibri" w:eastAsia="Microsoft YaHei"/>
+          <w:color w:val="1A2B33"/>
+          <w:sz w:val="24"/>
+          <w:szCs w:val="24"/>
+        </w:rPr>
+        <w:t xml:space="preserve">骨架可复用：生成换成代码生成、评估换成跑测试，就是编程 Agent 的自愈循环；换成翻译加回译校对，就是翻译质检循环。</w:t>
+      </w:r>
+    </w:p>
+    <w:p>
+      <w:pPr>
+        <w:pStyle w:val="Heading2"/>
+        <w:keepNext/>
+        <w:spacing w:after="140" w:before="280" w:line="360" w:lineRule="atLeast"/>
+      </w:pPr>
+      <w:bookmarkStart w:id="100074" w:name="_Toc100074"/>
+      <w:r>
+        <w:rPr>
+          <w:rFonts w:ascii="Calibri" w:eastAsia="SimHei"/>
+          <w:b/>
+          <w:bCs/>
+          <w:color w:val="1B4A5C"/>
+          <w:sz w:val="28"/>
+          <w:szCs w:val="28"/>
+        </w:rPr>
+        <w:t xml:space="preserve">题7　LangGraph 的 Send API 适合什么场景？有何红线？</w:t>
+      </w:r>
+      <w:bookmarkEnd w:id="100074"/>
+    </w:p>
+    <w:p>
+      <w:pPr>
+        <w:spacing w:line="312"/>
+        <w:ind w:firstLine="480"/>
+        <w:jc w:val="both"/>
+      </w:pPr>
+      <w:r>
+        <w:rPr>
+          <w:rFonts w:ascii="Calibri" w:eastAsia="Microsoft YaHei"/>
+          <w:color w:val="1A2B33"/>
+          <w:sz w:val="24"/>
+          <w:szCs w:val="24"/>
+        </w:rPr>
+        <w:t xml:space="preserve">很多任务要运行到某一点才知道该拆成多少个分支，例如调研任务要按问题清单逐条检索。Send API 允许一个节点一次性派发多个子任务，每个 Send 指定目标节点与一份独立子状态，运行时为每个 Send 单开一条并行分支（见本卷 3.7 节）。</w:t>
+      </w:r>
+    </w:p>
+    <w:p>
+      <w:pPr>
+        <w:pStyle w:val="ListParagraph"/>
+        <w:numPr>
+          <w:ilvl w:val="0"/>
+          <w:numId w:val="1"/>
+        </w:numPr>
+        <w:spacing w:line="312"/>
+      </w:pPr>
+      <w:r>
+        <w:rPr>
+          <w:rFonts w:ascii="Calibri" w:eastAsia="Microsoft YaHei"/>
+          <w:color w:val="1A2B33"/>
+          <w:sz w:val="24"/>
+          <w:szCs w:val="24"/>
+        </w:rPr>
+        <w:t xml:space="preserve">要点：子状态要"小而完整"，只带该任务独立跑完所需的信息；收集结果的目标字段必须用追加 Reducer，否则多个分支写同名键会互相覆盖，先完成分支的产出悄悄丢失。</w:t>
+      </w:r>
+    </w:p>
+    <w:p>
+      <w:pPr>
+        <w:pStyle w:val="ListParagraph"/>
+        <w:numPr>
+          <w:ilvl w:val="0"/>
+          <w:numId w:val="1"/>
+        </w:numPr>
+        <w:spacing w:line="312"/>
+      </w:pPr>
+      <w:r>
+        <w:rPr>
+          <w:rFonts w:ascii="Calibri" w:eastAsia="Microsoft YaHei"/>
+          <w:color w:val="1A2B33"/>
+          <w:sz w:val="24"/>
+          <w:szCs w:val="24"/>
+        </w:rPr>
+        <w:t xml:space="preserve">红线一：子任务之间有顺序依赖时不适用（如第三段分析要引用第二段结论），应留在串行链上。</w:t>
+      </w:r>
+    </w:p>
+    <w:p>
+      <w:pPr>
+        <w:pStyle w:val="ListParagraph"/>
+        <w:numPr>
+          <w:ilvl w:val="0"/>
+          <w:numId w:val="1"/>
+        </w:numPr>
+        <w:spacing w:line="312"/>
+      </w:pPr>
+      <w:r>
+        <w:rPr>
+          <w:rFonts w:ascii="Calibri" w:eastAsia="Microsoft YaHei"/>
+          <w:color w:val="1A2B33"/>
+          <w:sz w:val="24"/>
+          <w:szCs w:val="24"/>
+        </w:rPr>
+        <w:t xml:space="preserve">红线二：子任务需要共享同一份不断演化的上下文时不适用，Send 的分支状态是隔离快照。</w:t>
+      </w:r>
+    </w:p>
+    <w:p>
+      <w:pPr>
+        <w:pStyle w:val="ListParagraph"/>
+        <w:numPr>
+          <w:ilvl w:val="0"/>
+          <w:numId w:val="1"/>
+        </w:numPr>
+        <w:spacing w:line="312"/>
+      </w:pPr>
+      <w:r>
+        <w:rPr>
+          <w:rFonts w:ascii="Calibri" w:eastAsia="Microsoft YaHei"/>
+          <w:color w:val="1A2B33"/>
+          <w:sz w:val="24"/>
+          <w:szCs w:val="24"/>
+        </w:rPr>
+        <w:t xml:space="preserve">一次派出成百上千个 Send 会压垮图运行器，应设子任务数量上限、分批派发。典型用途是"领队拆题、多研究员并行"的深度调研（见 6.2 节）。</w:t>
+      </w:r>
+    </w:p>
+    <w:p>
+      <w:pPr>
+        <w:pStyle w:val="Heading2"/>
+        <w:keepNext/>
+        <w:spacing w:after="140" w:before="280" w:line="360" w:lineRule="atLeast"/>
+      </w:pPr>
+      <w:bookmarkStart w:id="100075" w:name="_Toc100075"/>
+      <w:r>
+        <w:rPr>
+          <w:rFonts w:ascii="Calibri" w:eastAsia="SimHei"/>
+          <w:b/>
+          <w:bCs/>
+          <w:color w:val="1B4A5C"/>
+          <w:sz w:val="28"/>
+          <w:szCs w:val="28"/>
+        </w:rPr>
+        <w:t xml:space="preserve">题8　LangGraph 如何实现生产级人工审批？</w:t>
+      </w:r>
+      <w:bookmarkEnd w:id="100075"/>
+    </w:p>
+    <w:p>
+      <w:pPr>
+        <w:spacing w:line="312"/>
+        <w:ind w:firstLine="480"/>
+        <w:jc w:val="both"/>
+      </w:pPr>
+      <w:r>
+        <w:rPr>
+          <w:rFonts w:ascii="Calibri" w:eastAsia="Microsoft YaHei"/>
+          <w:color w:val="1A2B33"/>
+          <w:sz w:val="24"/>
+          <w:szCs w:val="24"/>
+        </w:rPr>
+        <w:t xml:space="preserve">生产级 HITL 的核心原语是 interrupt：在任意节点内部调用它，图在该点暂停并把状态写入检查点，等待外部以 Command 携带审批结果恢复执行（见本卷 3.10 节）。</w:t>
+      </w:r>
+    </w:p>
+    <w:p>
+      <w:pPr>
+        <w:pStyle w:val="ListParagraph"/>
+        <w:numPr>
+          <w:ilvl w:val="0"/>
+          <w:numId w:val="1"/>
+        </w:numPr>
+        <w:spacing w:line="312"/>
+      </w:pPr>
+      <w:r>
+        <w:rPr>
+          <w:rFonts w:ascii="Calibri" w:eastAsia="Microsoft YaHei"/>
+          <w:color w:val="1A2B33"/>
+          <w:sz w:val="24"/>
+          <w:szCs w:val="24"/>
+        </w:rPr>
+        <w:t xml:space="preserve">相比"在某个节点前统一停"的粗粒度方案，interrupt 能深入节点内部，精确停在"审批是否通过"这类决策点上。</w:t>
+      </w:r>
+    </w:p>
+    <w:p>
+      <w:pPr>
+        <w:pStyle w:val="ListParagraph"/>
+        <w:numPr>
+          <w:ilvl w:val="0"/>
+          <w:numId w:val="1"/>
+        </w:numPr>
+        <w:spacing w:line="312"/>
+      </w:pPr>
+      <w:r>
+        <w:rPr>
+          <w:rFonts w:ascii="Calibri" w:eastAsia="Microsoft YaHei"/>
+          <w:color w:val="1A2B33"/>
+          <w:sz w:val="24"/>
+          <w:szCs w:val="24"/>
+        </w:rPr>
+        <w:t xml:space="preserve">三个要点：审批人看到的是结构化卡片（问题、载荷）而非原始状态；恢复必须使用与中断一致的线程标识，生产必须配持久化检查点后端（内存后端的 HITL 只配做演示）；审批结果落回状态字段并驱动条件边，让人工决定汇入同一条确定性数据流，而不是开旁路绕过状态机。</w:t>
+      </w:r>
+    </w:p>
+    <w:p>
+      <w:pPr>
+        <w:pStyle w:val="ListParagraph"/>
+        <w:numPr>
+          <w:ilvl w:val="0"/>
+          <w:numId w:val="1"/>
+        </w:numPr>
+        <w:spacing w:line="312"/>
+      </w:pPr>
+      <w:r>
+        <w:rPr>
+          <w:rFonts w:ascii="Calibri" w:eastAsia="Microsoft YaHei"/>
+          <w:color w:val="1A2B33"/>
+          <w:sz w:val="24"/>
+          <w:szCs w:val="24"/>
+        </w:rPr>
+        <w:t xml:space="preserve">布点原则：把 interrupt 放在资金划转、对外发布、数据删除等不可逆动作之前；审批点不是越多越好，只设在最值钱的闸门上（见 6.3 节）。</w:t>
+      </w:r>
+    </w:p>
+    <w:p>
+      <w:pPr>
+        <w:pStyle w:val="Heading2"/>
+        <w:keepNext/>
+        <w:spacing w:after="140" w:before="280" w:line="360" w:lineRule="atLeast"/>
+      </w:pPr>
+      <w:bookmarkStart w:id="100076" w:name="_Toc100076"/>
+      <w:r>
+        <w:rPr>
+          <w:rFonts w:ascii="Calibri" w:eastAsia="SimHei"/>
+          <w:b/>
+          <w:bCs/>
+          <w:color w:val="1B4A5C"/>
+          <w:sz w:val="28"/>
+          <w:szCs w:val="28"/>
+        </w:rPr>
+        <w:t xml:space="preserve">题9　什么是无限交接循环与虚假共识？如何预防？</w:t>
+      </w:r>
+      <w:bookmarkEnd w:id="100076"/>
+    </w:p>
+    <w:p>
+      <w:pPr>
+        <w:spacing w:line="312"/>
+        <w:ind w:firstLine="480"/>
+        <w:jc w:val="both"/>
+      </w:pPr>
+      <w:r>
+        <w:rPr>
+          <w:rFonts w:ascii="Calibri" w:eastAsia="Microsoft YaHei"/>
+          <w:color w:val="1A2B33"/>
+          <w:sz w:val="24"/>
+          <w:szCs w:val="24"/>
+        </w:rPr>
+        <w:t xml:space="preserve">两者是多智能体最高频的失败模式，本卷把它们列入 MAST 设计评审检查清单（见本卷 2.2、5.4 节）。</w:t>
+      </w:r>
+    </w:p>
+    <w:p>
+      <w:pPr>
+        <w:pStyle w:val="ListParagraph"/>
+        <w:numPr>
+          <w:ilvl w:val="0"/>
+          <w:numId w:val="1"/>
+        </w:numPr>
+        <w:spacing w:line="312"/>
+      </w:pPr>
+      <w:r>
+        <w:rPr>
+          <w:rFonts w:ascii="Calibri" w:eastAsia="Microsoft YaHei"/>
+          <w:color w:val="1A2B33"/>
+          <w:sz w:val="24"/>
+          <w:szCs w:val="24"/>
+        </w:rPr>
+        <w:t xml:space="preserve">无限交接循环：两个 Agent 互相踢皮球直到轮数耗尽，更隐蔽的危害是耗尽后输出仓促答案、用户误以为任务完成。预防：轮数与预算硬上限、交接计数器、职责描述互斥、监督者提示词写防循环条款（连续多次无进展就改派或终止）。</w:t>
+      </w:r>
+    </w:p>
+    <w:p>
+      <w:pPr>
+        <w:pStyle w:val="ListParagraph"/>
+        <w:numPr>
+          <w:ilvl w:val="0"/>
+          <w:numId w:val="1"/>
+        </w:numPr>
+        <w:spacing w:line="312"/>
+      </w:pPr>
+      <w:r>
+        <w:rPr>
+          <w:rFonts w:ascii="Calibri" w:eastAsia="Microsoft YaHei"/>
+          <w:color w:val="1A2B33"/>
+          <w:sz w:val="24"/>
+          <w:szCs w:val="24"/>
+        </w:rPr>
+        <w:t xml:space="preserve">虚假共识：所有 Agent 底座是同一个模型时，它们共享同样的知识盲区与偏见，几次附和后达成"一致地错"，一致性反而掩盖错误、麻痹审查。预防：异构模型组队（不同厂商、不同立场）、设魔鬼代言人专门唱反调、用外部事实验证一致结论。</w:t>
+      </w:r>
+    </w:p>
+    <w:p>
+      <w:pPr>
+        <w:pStyle w:val="ListParagraph"/>
+        <w:numPr>
+          <w:ilvl w:val="0"/>
+          <w:numId w:val="1"/>
+        </w:numPr>
+        <w:spacing w:line="312"/>
+      </w:pPr>
+      <w:r>
+        <w:rPr>
+          <w:rFonts w:ascii="Calibri" w:eastAsia="Microsoft YaHei"/>
+          <w:color w:val="1A2B33"/>
+          <w:sz w:val="24"/>
+          <w:szCs w:val="24"/>
+        </w:rPr>
+        <w:t xml:space="preserve">原则：圆桌出点子，流程定输赢——对等网络只负责产生候选，收敛与验证交给监督者或状态机。</w:t>
+      </w:r>
+    </w:p>
+    <w:p>
+      <w:pPr>
+        <w:pStyle w:val="Heading2"/>
+        <w:keepNext/>
+        <w:spacing w:after="140" w:before="280" w:line="360" w:lineRule="atLeast"/>
+      </w:pPr>
+      <w:bookmarkStart w:id="100077" w:name="_Toc100077"/>
+      <w:r>
+        <w:rPr>
+          <w:rFonts w:ascii="Calibri" w:eastAsia="SimHei"/>
+          <w:b/>
+          <w:bCs/>
+          <w:color w:val="1B4A5C"/>
+          <w:sz w:val="28"/>
+          <w:szCs w:val="28"/>
+        </w:rPr>
+        <w:t xml:space="preserve">题10　如何用消息契约解决 Agent 间通信不可靠的问题？</w:t>
+      </w:r>
+      <w:bookmarkEnd w:id="100077"/>
+    </w:p>
+    <w:p>
+      <w:pPr>
+        <w:spacing w:line="312"/>
+        <w:ind w:firstLine="480"/>
+        <w:jc w:val="both"/>
+      </w:pPr>
+      <w:r>
+        <w:rPr>
+          <w:rFonts w:ascii="Calibri" w:eastAsia="Microsoft YaHei"/>
+          <w:color w:val="1A2B33"/>
+          <w:sz w:val="24"/>
+          <w:szCs w:val="24"/>
+        </w:rPr>
+        <w:t xml:space="preserve">自然语言交接是灵活性的来源，也是对齐类失败的温床——格式不匹配、字段缺失、语义漂移都发生在交接处。解法是契约式通信（见本卷 5.1 节）。</w:t>
+      </w:r>
+    </w:p>
+    <w:p>
+      <w:pPr>
+        <w:pStyle w:val="ListParagraph"/>
+        <w:numPr>
+          <w:ilvl w:val="0"/>
+          <w:numId w:val="1"/>
+        </w:numPr>
+        <w:spacing w:line="312"/>
+      </w:pPr>
+      <w:r>
+        <w:rPr>
+          <w:rFonts w:ascii="Calibri" w:eastAsia="Microsoft YaHei"/>
+          <w:color w:val="1A2B33"/>
+          <w:sz w:val="24"/>
+          <w:szCs w:val="24"/>
+        </w:rPr>
+        <w:t xml:space="preserve">用 Pydantic 这类数据模型把每个 Agent 的输入输出定义成带类型与约束的结构，如研究代理的输出约束关键发现条数与置信度区间，写作代理的输入就是同一个模型。</w:t>
+      </w:r>
+    </w:p>
+    <w:p>
+      <w:pPr>
+        <w:pStyle w:val="ListParagraph"/>
+        <w:numPr>
+          <w:ilvl w:val="0"/>
+          <w:numId w:val="1"/>
+        </w:numPr>
+        <w:spacing w:line="312"/>
+      </w:pPr>
+      <w:r>
+        <w:rPr>
+          <w:rFonts w:ascii="Calibri" w:eastAsia="Microsoft YaHei"/>
+          <w:color w:val="1A2B33"/>
+          <w:sz w:val="24"/>
+          <w:szCs w:val="24"/>
+        </w:rPr>
+        <w:t xml:space="preserve">交接时框架自动校验，不合格数据在交接处立即报错，而不是化作错误前提流向下游；直接命中 MAST 分类法中占比近四成的代理间对齐类失败。</w:t>
+      </w:r>
+    </w:p>
+    <w:p>
+      <w:pPr>
+        <w:pStyle w:val="ListParagraph"/>
+        <w:numPr>
+          <w:ilvl w:val="0"/>
+          <w:numId w:val="1"/>
+        </w:numPr>
+        <w:spacing w:line="312"/>
+      </w:pPr>
+      <w:r>
+        <w:rPr>
+          <w:rFonts w:ascii="Calibri" w:eastAsia="Microsoft YaHei"/>
+          <w:color w:val="1A2B33"/>
+          <w:sz w:val="24"/>
+          <w:szCs w:val="24"/>
+        </w:rPr>
+        <w:t xml:space="preserve">契约集中放在独立的共享模块并打版本号，所有团队引用同一份定义，避免接口各自漂移。</w:t>
+      </w:r>
+    </w:p>
+    <w:p>
+      <w:pPr>
+        <w:pStyle w:val="ListParagraph"/>
+        <w:numPr>
+          <w:ilvl w:val="0"/>
+          <w:numId w:val="1"/>
+        </w:numPr>
+        <w:spacing w:line="312"/>
+      </w:pPr>
+      <w:r>
+        <w:rPr>
+          <w:rFonts w:ascii="Calibri" w:eastAsia="Microsoft YaHei"/>
+          <w:color w:val="1A2B33"/>
+          <w:sz w:val="24"/>
+          <w:szCs w:val="24"/>
+        </w:rPr>
+        <w:t xml:space="preserve">配套的状态共享两范式：消息传递式（各管上下文、交接传摘要）适合跨组织协作；共享状态式（中央黑板、分字段读写）适合同进程编排。都要遵守按需同步：下游只看完成本职所需的最小信息子集，把所有信息广播给所有人是上下文膨胀的头号原因。</w:t>
+      </w:r>
+    </w:p>
+    <w:p>
+      <w:pPr>
+        <w:pStyle w:val="Heading1"/>
+        <w:keepNext/>
+        <w:spacing w:after="200" w:before="360" w:line="400" w:lineRule="atLeast"/>
+      </w:pPr>
+      <w:bookmarkStart w:id="100078" w:name="_Toc100078"/>
+      <w:r>
+        <w:rPr>
+          <w:rFonts w:ascii="Calibri" w:eastAsia="SimHei"/>
+          <w:b/>
+          <w:bCs/>
+          <w:color w:val="16324A"/>
+          <w:sz w:val="32"/>
+          <w:szCs w:val="32"/>
+        </w:rPr>
         <w:t xml:space="preserve">下一卷预告</w:t>
       </w:r>
-      <w:bookmarkEnd w:id="100064"/>
+      <w:bookmarkEnd w:id="100078"/>
     </w:p>
     <w:p>
       <w:pPr>
